--- a/uploads/contratos/Contrato__E-COMMERCE BRASIL.docx
+++ b/uploads/contratos/Contrato__E-COMMERCE BRASIL.docx
@@ -511,7 +511,7 @@
           <w:sz w:val="24"/>
           <w:szCs w:val="24"/>
         </w:rPr>
-        <w:t xml:space="preserve">24/04/2026 a </w:t>
+        <w:t xml:space="preserve">27/07/2026 a </w:t>
       </w:r>
       <w:r>
         <w:rPr>
@@ -795,7 +795,7 @@
           <w:sz w:val="24"/>
           <w:szCs w:val="24"/>
         </w:rPr>
-        <w:t xml:space="preserve">• 8 Fiscal De MarcaçãO, 1 Diária(s), de: 21/07/2026 até: 21/07/2026</w:t>
+        <w:t xml:space="preserve">• 5 Fiscal Diurno, 11 Diária(s), de: 21/07/2026 até: 31/07/2026</w:t>
       </w:r>
     </w:p>
     <w:p>
@@ -817,7 +817,7 @@
           <w:sz w:val="24"/>
           <w:szCs w:val="24"/>
         </w:rPr>
-        <w:t xml:space="preserve">• 2 Fiscal Noturno, (DESMONTAGEM), 1 Diária(s), de: 30/07/2026 até: 30/07/2026</w:t>
+        <w:t xml:space="preserve">• 1 Sistema AnáLise De Projetos, 1 Diária(s), de: 21/07/2026 até: 21/07/2026</w:t>
       </w:r>
     </w:p>
     <w:p>
@@ -839,7 +839,7 @@
           <w:sz w:val="24"/>
           <w:szCs w:val="24"/>
         </w:rPr>
-        <w:t xml:space="preserve">• 1 Analista De Projetos, 20 Diária(s), de: 03/07/2026 até: 22/07/2026</w:t>
+        <w:t xml:space="preserve">• 1 Sistema De Caex, 1 Diária(s), de: 21/07/2026 até: 21/07/2026</w:t>
       </w:r>
     </w:p>
     <w:p>
@@ -861,7 +861,7 @@
           <w:sz w:val="24"/>
           <w:szCs w:val="24"/>
         </w:rPr>
-        <w:t xml:space="preserve">• 2 Atendente De Caex -Mono, (CAEX SECUNDÁRIO), 9 Diária(s), de: 22/07/2026 até: 30/07/2026</w:t>
+        <w:t xml:space="preserve">• 1 TéCnico De Ti, 9 Diária(s), de: 22/07/2026 até: 30/07/2026</w:t>
       </w:r>
     </w:p>
     <w:p>
@@ -883,7 +883,7 @@
           <w:sz w:val="24"/>
           <w:szCs w:val="24"/>
         </w:rPr>
-        <w:t xml:space="preserve">• 4 Atendente De Caex -Mono, (CAEX PRINCIPAL), 9 Diária(s), de: 22/07/2026 até: 30/07/2026</w:t>
+        <w:t xml:space="preserve">• 2 Atendente De Caex -Mono, (CAEX SECUNDÁRIO), 9 Diária(s), de: 22/07/2026 até: 30/07/2026</w:t>
       </w:r>
     </w:p>
     <w:p>
@@ -905,7 +905,7 @@
           <w:sz w:val="24"/>
           <w:szCs w:val="24"/>
         </w:rPr>
-        <w:t xml:space="preserve">• 1 Coordenador Operacional 1, (PLENÁRIAS), 10 Diária(s), de: 22/03/2026 até: 31/03/2026</w:t>
+        <w:t xml:space="preserve">• 4 Atendente De Caex -Mono, (CAEX PRINCIPAL), 9 Diária(s), de: 22/07/2026 até: 30/07/2026</w:t>
       </w:r>
     </w:p>
     <w:p>
@@ -927,7 +927,7 @@
           <w:sz w:val="24"/>
           <w:szCs w:val="24"/>
         </w:rPr>
-        <w:t xml:space="preserve">• 1 Coordenador De ServiçOs, 11 Diária(s), de: 21/07/2026 até: 31/07/2026</w:t>
+        <w:t xml:space="preserve">• 8 Fiscal De MarcaçãO, 1 Diária(s), de: 21/07/2026 até: 21/07/2026</w:t>
       </w:r>
     </w:p>
     <w:p>
@@ -949,7 +949,7 @@
           <w:sz w:val="24"/>
           <w:szCs w:val="24"/>
         </w:rPr>
-        <w:t xml:space="preserve">• 1 Coordenador Operacional 1, 11 Diária(s), de: 21/07/2026 até: 31/07/2026</w:t>
+        <w:t xml:space="preserve">• 2 Fiscal Noturno, (DESMONTAGEM), 1 Diária(s), de: 30/07/2026 até: 30/07/2026</w:t>
       </w:r>
     </w:p>
     <w:p>
@@ -971,7 +971,7 @@
           <w:sz w:val="24"/>
           <w:szCs w:val="24"/>
         </w:rPr>
-        <w:t xml:space="preserve">• 4 Fiscal Diurno, (PRODUTORES), 11 Diária(s), de: 21/07/2026 até: 31/07/2026</w:t>
+        <w:t xml:space="preserve">• 1 Analista De Projetos, 20 Diária(s), de: 03/07/2026 até: 22/07/2026</w:t>
       </w:r>
     </w:p>
     <w:p>
@@ -993,7 +993,7 @@
           <w:sz w:val="24"/>
           <w:szCs w:val="24"/>
         </w:rPr>
-        <w:t xml:space="preserve">• 2 Fiscal Diurno, (PROJETOS ESPECIAIS), 10 Diária(s), de: 22/07/2025 até: 31/07/2025</w:t>
+        <w:t xml:space="preserve">• 1 Coordenador Operacional 1, (PLENÁRIAS), 11 Diária(s), de: 20/07/2026 até: 30/07/2026</w:t>
       </w:r>
     </w:p>
     <w:p>
@@ -1015,7 +1015,7 @@
           <w:sz w:val="24"/>
           <w:szCs w:val="24"/>
         </w:rPr>
-        <w:t xml:space="preserve">• 5 Fiscal Diurno, 11 Diária(s), de: 21/07/2026 até: 31/07/2026</w:t>
+        <w:t xml:space="preserve">• 1 Coordenador De ServiçOs, 11 Diária(s), de: 21/07/2026 até: 31/07/2026</w:t>
       </w:r>
     </w:p>
     <w:p>
@@ -1037,7 +1037,7 @@
           <w:sz w:val="24"/>
           <w:szCs w:val="24"/>
         </w:rPr>
-        <w:t xml:space="preserve">• 1 Sistema AnáLise De Projetos, 1 Diária(s), de: 21/07/2026 até: 21/07/2026</w:t>
+        <w:t xml:space="preserve">• 1 Coordenador Operacional 1, 11 Diária(s), de: 21/07/2026 até: 31/07/2026</w:t>
       </w:r>
     </w:p>
     <w:p>
@@ -1059,7 +1059,7 @@
           <w:sz w:val="24"/>
           <w:szCs w:val="24"/>
         </w:rPr>
-        <w:t xml:space="preserve">• 1 Sistema De Caex, 1 Diária(s), de: 21/07/2026 até: 21/07/2026</w:t>
+        <w:t xml:space="preserve">• 4 Fiscal Diurno, (PRODUTORES), 11 Diária(s), de: 21/07/2026 até: 31/07/2026</w:t>
       </w:r>
     </w:p>
     <w:p>
@@ -1081,7 +1081,7 @@
           <w:sz w:val="24"/>
           <w:szCs w:val="24"/>
         </w:rPr>
-        <w:t xml:space="preserve">• 1 TéCnico De Ti, 9 Diária(s), de: 22/07/2026 até: 30/07/2026</w:t>
+        <w:t xml:space="preserve">• 2 Fiscal Diurno, (PROJETOS ESPECIAIS), 10 Diária(s), de: 22/07/2026 até: 31/07/2026</w:t>
       </w:r>
     </w:p>
     <w:p>
@@ -1103,7 +1103,7 @@
           <w:sz w:val="24"/>
           <w:szCs w:val="24"/>
         </w:rPr>
-        <w:t xml:space="preserve">• 2 Fiscal Noturno, 10 Diária(s), de: 21/07/2025 até: 30/07/2025</w:t>
+        <w:t xml:space="preserve">• 2 Fiscal Noturno, 10 Diária(s), de: 21/07/2026 até: 30/07/2026</w:t>
       </w:r>
     </w:p>
     <w:p>
@@ -1190,7 +1190,7 @@
           <w:sz w:val="24"/>
           <w:szCs w:val="24"/>
         </w:rPr>
-        <w:t xml:space="preserve">• 4 Notebook, 9 Diária(s), de: 22/07/2026 até: 30/07/2026</w:t>
+        <w:t xml:space="preserve">• 2 Notebook, 9 Diária(s), de: 22/07/2026 até: 30/07/2026</w:t>
       </w:r>
     </w:p>
     <w:p>
@@ -1212,7 +1212,7 @@
           <w:sz w:val="24"/>
           <w:szCs w:val="24"/>
         </w:rPr>
-        <w:t xml:space="preserve">• 2 Notebook, 9 Diária(s), de: 22/07/2026 até: 30/07/2026</w:t>
+        <w:t xml:space="preserve">• 4 Notebook, 9 Diária(s), de: 22/07/2026 até: 30/07/2026</w:t>
       </w:r>
     </w:p>
     <w:p>
@@ -2142,7 +2142,7 @@
           <w:sz w:val="24"/>
           <w:szCs w:val="24"/>
         </w:rPr>
-        <w:t xml:space="preserve">R$ 185.000,00 (cento e oitenta e cinco mil reais) </w:t>
+        <w:t xml:space="preserve">R$ 190.822,96 (cento e noventa mil, oitocentos e vinte e dois reais e noventa e seis centavos) </w:t>
       </w:r>
       <w:r>
         <w:rPr>
@@ -3312,7 +3312,7 @@
           <w:rFonts w:ascii="Abel" w:hAnsi="Abel" w:cstheme="majorHAnsi"/>
           <w:szCs w:val="24"/>
         </w:rPr>
-        <w:t xml:space="preserve">São Paulo,24/04/2026.</w:t>
+        <w:t xml:space="preserve">São Paulo,27/07/2026.</w:t>
       </w:r>
     </w:p>
     <w:p>
